--- a/SQL/SQL.docx
+++ b/SQL/SQL.docx
@@ -1,6 +1,6 @@
 
 <file path=word/document.xml><?xml version="1.0" encoding="utf-8"?>
-<w:document xmlns:wpc="http://schemas.microsoft.com/office/word/2010/wordprocessingCanvas" xmlns:cx="http://schemas.microsoft.com/office/drawing/2014/chartex" xmlns:cx1="http://schemas.microsoft.com/office/drawing/2015/9/8/chartex" xmlns:cx2="http://schemas.microsoft.com/office/drawing/2015/10/21/chartex" xmlns:cx3="http://schemas.microsoft.com/office/drawing/2016/5/9/chartex" xmlns:cx4="http://schemas.microsoft.com/office/drawing/2016/5/10/chartex" xmlns:cx5="http://schemas.microsoft.com/office/drawing/2016/5/11/chartex" xmlns:cx6="http://schemas.microsoft.com/office/drawing/2016/5/12/chartex" xmlns:cx7="http://schemas.microsoft.com/office/drawing/2016/5/13/chartex" xmlns:cx8="http://schemas.microsoft.com/office/drawing/2016/5/14/chartex" xmlns:mc="http://schemas.openxmlformats.org/markup-compatibility/2006" xmlns:aink="http://schemas.microsoft.com/office/drawing/2016/ink" xmlns:am3d="http://schemas.microsoft.com/office/drawing/2017/model3d" xmlns:o="urn:schemas-microsoft-com:office:office" xmlns:oel="http://schemas.microsoft.com/office/2019/extlst" xmlns:r="http://schemas.openxmlformats.org/officeDocument/2006/relationships" xmlns:m="http://schemas.openxmlformats.org/officeDocument/2006/math" xmlns:v="urn:schemas-microsoft-com:vml" xmlns:wp14="http://schemas.microsoft.com/office/word/2010/wordprocessingDrawing" xmlns:wp="http://schemas.openxmlformats.org/drawingml/2006/wordprocessingDrawing" xmlns:w10="urn:schemas-microsoft-com:office:word" xmlns:w="http://schemas.openxmlformats.org/wordprocessingml/2006/main" xmlns:w14="http://schemas.microsoft.com/office/word/2010/wordml" xmlns:w15="http://schemas.microsoft.com/office/word/2012/wordml" xmlns:w16cex="http://schemas.microsoft.com/office/word/2018/wordml/cex" xmlns:w16cid="http://schemas.microsoft.com/office/word/2016/wordml/cid" xmlns:w16="http://schemas.microsoft.com/office/word/2018/wordml" xmlns:w16du="http://schemas.microsoft.com/office/word/2023/wordml/word16du" xmlns:w16sdtdh="http://schemas.microsoft.com/office/word/2020/wordml/sdtdatahash" xmlns:w16sdtfl="http://schemas.microsoft.com/office/word/2024/wordml/sdtformatlock" xmlns:w16se="http://schemas.microsoft.com/office/word/2015/wordml/symex" xmlns:wpg="http://schemas.microsoft.com/office/word/2010/wordprocessingGroup" xmlns:wpi="http://schemas.microsoft.com/office/word/2010/wordprocessingInk" xmlns:wne="http://schemas.microsoft.com/office/word/2006/wordml" xmlns:wps="http://schemas.microsoft.com/office/word/2010/wordprocessingShape" mc:Ignorable="w14 w15 w16se w16cid w16 w16cex w16sdtdh w16sdtfl w16du wp14">
+<w:document xmlns:wpc="http://schemas.microsoft.com/office/word/2010/wordprocessingCanvas" xmlns:cx="http://schemas.microsoft.com/office/drawing/2014/chartex" xmlns:cx1="http://schemas.microsoft.com/office/drawing/2015/9/8/chartex" xmlns:cx2="http://schemas.microsoft.com/office/drawing/2015/10/21/chartex" xmlns:cx3="http://schemas.microsoft.com/office/drawing/2016/5/9/chartex" xmlns:cx4="http://schemas.microsoft.com/office/drawing/2016/5/10/chartex" xmlns:cx5="http://schemas.microsoft.com/office/drawing/2016/5/11/chartex" xmlns:cx6="http://schemas.microsoft.com/office/drawing/2016/5/12/chartex" xmlns:cx7="http://schemas.microsoft.com/office/drawing/2016/5/13/chartex" xmlns:cx8="http://schemas.microsoft.com/office/drawing/2016/5/14/chartex" xmlns:mc="http://schemas.openxmlformats.org/markup-compatibility/2006" xmlns:aink="http://schemas.microsoft.com/office/drawing/2016/ink" xmlns:am3d="http://schemas.microsoft.com/office/drawing/2017/model3d" xmlns:o="urn:schemas-microsoft-com:office:office" xmlns:oel="http://schemas.microsoft.com/office/2019/extlst" xmlns:r="http://schemas.openxmlformats.org/officeDocument/2006/relationships" xmlns:m="http://schemas.openxmlformats.org/officeDocument/2006/math" xmlns:v="urn:schemas-microsoft-com:vml" xmlns:wp14="http://schemas.microsoft.com/office/word/2010/wordprocessingDrawing" xmlns:wp="http://schemas.openxmlformats.org/drawingml/2006/wordprocessingDrawing" xmlns:w10="urn:schemas-microsoft-com:office:word" xmlns:w="http://schemas.openxmlformats.org/wordprocessingml/2006/main" xmlns:w14="http://schemas.microsoft.com/office/word/2010/wordml" xmlns:w15="http://schemas.microsoft.com/office/word/2012/wordml" xmlns:w16cex="http://schemas.microsoft.com/office/word/2018/wordml/cex" xmlns:w16cid="http://schemas.microsoft.com/office/word/2016/wordml/cid" xmlns:w16="http://schemas.microsoft.com/office/word/2018/wordml" xmlns:w16sdtdh="http://schemas.microsoft.com/office/word/2020/wordml/sdtdatahash" xmlns:w16se="http://schemas.microsoft.com/office/word/2015/wordml/symex" xmlns:wpg="http://schemas.microsoft.com/office/word/2010/wordprocessingGroup" xmlns:wpi="http://schemas.microsoft.com/office/word/2010/wordprocessingInk" xmlns:wne="http://schemas.microsoft.com/office/word/2006/wordml" xmlns:wps="http://schemas.microsoft.com/office/word/2010/wordprocessingShape" mc:Ignorable="w14 w15 w16se w16cid w16 w16cex w16sdtdh wp14">
   <w:body>
     <w:p>
       <w:pPr>
@@ -23,29 +23,11 @@
       <w:r>
         <w:t>« </w:t>
       </w:r>
-      <w:proofErr w:type="spellStart"/>
-      <w:r>
-        <w:t>Structured</w:t>
-      </w:r>
-      <w:proofErr w:type="spellEnd"/>
-      <w:r>
-        <w:t xml:space="preserve"> Query </w:t>
-      </w:r>
-      <w:proofErr w:type="spellStart"/>
-      <w:r>
-        <w:t>Language</w:t>
-      </w:r>
-      <w:proofErr w:type="spellEnd"/>
-      <w:r>
-        <w:t xml:space="preserve"> ». Il en existe d’autre appelés NoSQL (Not </w:t>
-      </w:r>
-      <w:proofErr w:type="spellStart"/>
-      <w:r>
-        <w:t>only</w:t>
-      </w:r>
-      <w:proofErr w:type="spellEnd"/>
-      <w:r>
-        <w:t xml:space="preserve"> SQL), mais ce n’est pas le sujet.</w:t>
+      <w:r>
+        <w:t>Structured Query Language</w:t>
+      </w:r>
+      <w:r>
+        <w:t> ». Il en existe d’autre appelés NoSQL (Not only SQL), mais ce n’est pas le sujet.</w:t>
       </w:r>
     </w:p>
     <w:p>
@@ -194,7 +176,6 @@
         </w:numPr>
         <w:jc w:val="both"/>
       </w:pPr>
-      <w:proofErr w:type="spellStart"/>
       <w:r>
         <w:rPr>
           <w:b/>
@@ -202,7 +183,6 @@
         </w:rPr>
         <w:t>Delete</w:t>
       </w:r>
-      <w:proofErr w:type="spellEnd"/>
       <w:r>
         <w:t> : supprimer des données,</w:t>
       </w:r>
@@ -266,15 +246,7 @@
         <w:spacing w:line="240" w:lineRule="auto"/>
       </w:pPr>
       <w:r>
-        <w:t xml:space="preserve">SELECT nom, adresse, </w:t>
-      </w:r>
-      <w:proofErr w:type="spellStart"/>
-      <w:r>
-        <w:t>localite</w:t>
-      </w:r>
-      <w:proofErr w:type="spellEnd"/>
-      <w:r>
-        <w:t xml:space="preserve"> </w:t>
+        <w:t xml:space="preserve">SELECT nom, adresse, localite </w:t>
       </w:r>
     </w:p>
     <w:p>
@@ -540,15 +512,7 @@
         <w:spacing w:line="240" w:lineRule="auto"/>
       </w:pPr>
       <w:r>
-        <w:t xml:space="preserve">WHERE </w:t>
-      </w:r>
-      <w:proofErr w:type="spellStart"/>
-      <w:r>
-        <w:t>localite</w:t>
-      </w:r>
-      <w:proofErr w:type="spellEnd"/>
-      <w:r>
-        <w:t xml:space="preserve"> = "Toulouse" ;</w:t>
+        <w:t>WHERE localite = "Toulouse" ;</w:t>
       </w:r>
     </w:p>
     <w:p>
@@ -763,55 +727,7 @@
           <w:bdr w:val="single" w:sz="4" w:space="0" w:color="auto"/>
           <w:lang w:val="en-US"/>
         </w:rPr>
-        <w:t>WHERE cat LIKE "B_</w:t>
-      </w:r>
-      <w:proofErr w:type="gramStart"/>
-      <w:r>
-        <w:rPr>
-          <w:bdr w:val="single" w:sz="4" w:space="0" w:color="auto"/>
-          <w:lang w:val="en-US"/>
-        </w:rPr>
-        <w:t>";  /</w:t>
-      </w:r>
-      <w:proofErr w:type="gramEnd"/>
-      <w:r>
-        <w:rPr>
-          <w:bdr w:val="single" w:sz="4" w:space="0" w:color="auto"/>
-          <w:lang w:val="en-US"/>
-        </w:rPr>
-        <w:t xml:space="preserve">* [_] </w:t>
-      </w:r>
-      <w:proofErr w:type="spellStart"/>
-      <w:r>
-        <w:rPr>
-          <w:bdr w:val="single" w:sz="4" w:space="0" w:color="auto"/>
-          <w:lang w:val="en-US"/>
-        </w:rPr>
-        <w:t>remplace</w:t>
-      </w:r>
-      <w:proofErr w:type="spellEnd"/>
-      <w:r>
-        <w:rPr>
-          <w:bdr w:val="single" w:sz="4" w:space="0" w:color="auto"/>
-          <w:lang w:val="en-US"/>
-        </w:rPr>
-        <w:t xml:space="preserve"> 1 </w:t>
-      </w:r>
-      <w:proofErr w:type="spellStart"/>
-      <w:r>
-        <w:rPr>
-          <w:bdr w:val="single" w:sz="4" w:space="0" w:color="auto"/>
-          <w:lang w:val="en-US"/>
-        </w:rPr>
-        <w:t>charactère</w:t>
-      </w:r>
-      <w:proofErr w:type="spellEnd"/>
-      <w:r>
-        <w:rPr>
-          <w:bdr w:val="single" w:sz="4" w:space="0" w:color="auto"/>
-          <w:lang w:val="en-US"/>
-        </w:rPr>
-        <w:t xml:space="preserve"> */</w:t>
+        <w:t>WHERE cat LIKE "B_";  /* [_] remplace 1 charactère */</w:t>
       </w:r>
     </w:p>
     <w:p>
@@ -862,23 +778,7 @@
           <w:bdr w:val="single" w:sz="4" w:space="0" w:color="auto"/>
           <w:lang w:val="en-US"/>
         </w:rPr>
-        <w:t xml:space="preserve">WHERE </w:t>
-      </w:r>
-      <w:proofErr w:type="spellStart"/>
-      <w:r>
-        <w:rPr>
-          <w:bdr w:val="single" w:sz="4" w:space="0" w:color="auto"/>
-          <w:lang w:val="en-US"/>
-        </w:rPr>
-        <w:t>localite</w:t>
-      </w:r>
-      <w:proofErr w:type="spellEnd"/>
-      <w:r>
-        <w:rPr>
-          <w:bdr w:val="single" w:sz="4" w:space="0" w:color="auto"/>
-          <w:lang w:val="en-US"/>
-        </w:rPr>
-        <w:t xml:space="preserve"> IN ("Toulouse", "Breda");</w:t>
+        <w:t>WHERE localite IN ("Toulouse", "Breda");</w:t>
       </w:r>
     </w:p>
     <w:p>
@@ -918,48 +818,37 @@
           <w:bdr w:val="single" w:sz="4" w:space="0" w:color="auto"/>
           <w:shd w:val="pct15" w:color="auto" w:fill="FFFFFF"/>
         </w:rPr>
-        <w:t xml:space="preserve">prix * 0.21 AS </w:t>
-      </w:r>
-      <w:proofErr w:type="spellStart"/>
-      <w:r>
-        <w:rPr>
-          <w:bdr w:val="single" w:sz="4" w:space="0" w:color="auto"/>
-          <w:shd w:val="pct15" w:color="auto" w:fill="FFFFFF"/>
+        <w:t>prix * 0.21 AS valeur_tva</w:t>
+      </w:r>
+      <w:r>
+        <w:rPr>
+          <w:bdr w:val="single" w:sz="4" w:space="0" w:color="auto"/>
+        </w:rPr>
+        <w:t xml:space="preserve"> FROM produit ;</w:t>
+      </w:r>
+    </w:p>
+    <w:p>
+      <w:pPr>
+        <w:pStyle w:val="Paragraphedeliste"/>
+      </w:pPr>
+      <w:r>
+        <w:t>L’alias permet de nommer une colonne afin de la rendre plus compréhensible par l’utilisateur.</w:t>
+      </w:r>
+    </w:p>
+    <w:p>
+      <w:pPr>
+        <w:pStyle w:val="Paragraphedeliste"/>
+      </w:pPr>
+      <w:r>
+        <w:t xml:space="preserve">Ainsi, l’utilisateur verra </w:t>
+      </w:r>
+      <w:r>
+        <w:rPr>
+          <w:b/>
+          <w:bCs/>
         </w:rPr>
         <w:t>valeur_tva</w:t>
       </w:r>
-      <w:proofErr w:type="spellEnd"/>
-      <w:r>
-        <w:rPr>
-          <w:bdr w:val="single" w:sz="4" w:space="0" w:color="auto"/>
-        </w:rPr>
-        <w:t xml:space="preserve"> FROM produit ;</w:t>
-      </w:r>
-    </w:p>
-    <w:p>
-      <w:pPr>
-        <w:pStyle w:val="Paragraphedeliste"/>
-      </w:pPr>
-      <w:r>
-        <w:t>L’alias permet de nommer une colonne afin de la rendre plus compréhensible par l’utilisateur.</w:t>
-      </w:r>
-    </w:p>
-    <w:p>
-      <w:pPr>
-        <w:pStyle w:val="Paragraphedeliste"/>
-      </w:pPr>
-      <w:r>
-        <w:t xml:space="preserve">Ainsi, l’utilisateur verra </w:t>
-      </w:r>
-      <w:proofErr w:type="spellStart"/>
-      <w:r>
-        <w:rPr>
-          <w:b/>
-          <w:bCs/>
-        </w:rPr>
-        <w:t>valeur_tva</w:t>
-      </w:r>
-      <w:proofErr w:type="spellEnd"/>
       <w:r>
         <w:t xml:space="preserve"> à la place de </w:t>
       </w:r>
@@ -1029,23 +918,7 @@
           <w:bdr w:val="single" w:sz="4" w:space="0" w:color="auto"/>
           <w:lang w:val="en-US"/>
         </w:rPr>
-        <w:t xml:space="preserve">SELECT </w:t>
-      </w:r>
-      <w:proofErr w:type="gramStart"/>
-      <w:r>
-        <w:rPr>
-          <w:bdr w:val="single" w:sz="4" w:space="0" w:color="auto"/>
-          <w:lang w:val="en-US"/>
-        </w:rPr>
-        <w:t>AVG(</w:t>
-      </w:r>
-      <w:proofErr w:type="gramEnd"/>
-      <w:r>
-        <w:rPr>
-          <w:bdr w:val="single" w:sz="4" w:space="0" w:color="auto"/>
-          <w:lang w:val="en-US"/>
-        </w:rPr>
-        <w:t>compte)</w:t>
+        <w:t>SELECT AVG(compte)</w:t>
       </w:r>
       <w:r>
         <w:rPr>
@@ -1091,44 +964,15 @@
           <w:bdr w:val="single" w:sz="4" w:space="0" w:color="auto"/>
           <w:lang w:val="en-US"/>
         </w:rPr>
-        <w:t xml:space="preserve">SELECT </w:t>
-      </w:r>
-      <w:proofErr w:type="gramStart"/>
-      <w:r>
-        <w:rPr>
-          <w:bdr w:val="single" w:sz="4" w:space="0" w:color="auto"/>
-          <w:lang w:val="en-US"/>
-        </w:rPr>
-        <w:t>SUM(</w:t>
-      </w:r>
-      <w:proofErr w:type="gramEnd"/>
-      <w:r>
-        <w:rPr>
-          <w:bdr w:val="single" w:sz="4" w:space="0" w:color="auto"/>
-          <w:lang w:val="en-US"/>
-        </w:rPr>
-        <w:t>compte)</w:t>
-      </w:r>
-      <w:r>
-        <w:rPr>
-          <w:bdr w:val="single" w:sz="4" w:space="0" w:color="auto"/>
-          <w:lang w:val="en-US"/>
-        </w:rPr>
-        <w:t xml:space="preserve"> FROM client;</w:t>
-      </w:r>
-    </w:p>
-    <w:p>
-      <w:pPr>
-        <w:pStyle w:val="Paragraphedeliste"/>
-      </w:pPr>
-      <w:r>
-        <w:t xml:space="preserve">Retourne la </w:t>
-      </w:r>
-      <w:r>
-        <w:t>somme des valeurs</w:t>
-      </w:r>
-      <w:r>
-        <w:t xml:space="preserve"> de la colonne compte.</w:t>
+        <w:t>SELECT SUM(compte) FROM client;</w:t>
+      </w:r>
+    </w:p>
+    <w:p>
+      <w:pPr>
+        <w:pStyle w:val="Paragraphedeliste"/>
+      </w:pPr>
+      <w:r>
+        <w:t>Retourne la somme des valeurs de la colonne compte.</w:t>
       </w:r>
     </w:p>
     <w:p>
@@ -1151,13 +995,7 @@
         <w:rPr>
           <w:bdr w:val="single" w:sz="4" w:space="0" w:color="auto"/>
         </w:rPr>
-        <w:t>SELECT MAX(compte), MIN(compte)</w:t>
-      </w:r>
-      <w:r>
-        <w:rPr>
-          <w:bdr w:val="single" w:sz="4" w:space="0" w:color="auto"/>
-        </w:rPr>
-        <w:t xml:space="preserve"> FROM client;</w:t>
+        <w:t>SELECT MAX(compte), MIN(compte) FROM client;</w:t>
       </w:r>
     </w:p>
     <w:p>
@@ -1221,143 +1059,54 @@
           <w:bdr w:val="single" w:sz="4" w:space="0" w:color="auto"/>
           <w:lang w:val="en-US"/>
         </w:rPr>
-        <w:t xml:space="preserve">SELECT DISTINCT </w:t>
-      </w:r>
-      <w:proofErr w:type="spellStart"/>
-      <w:r>
+        <w:t>SELECT DISTINCT localite FROM client;</w:t>
+      </w:r>
+    </w:p>
+    <w:p>
+      <w:pPr>
+        <w:pStyle w:val="Paragraphedeliste"/>
+      </w:pPr>
+      <w:r>
+        <w:t>N’affiche qu’une fois chaque v</w:t>
+      </w:r>
+      <w:r>
+        <w:t>ille.</w:t>
+      </w:r>
+    </w:p>
+    <w:p/>
+    <w:p>
+      <w:r>
+        <w:t xml:space="preserve">Pour finir, introduisons une dernière fonction de condition : </w:t>
+      </w:r>
+      <w:r>
+        <w:rPr>
+          <w:b/>
+          <w:bCs/>
+        </w:rPr>
+        <w:t>GROUP BY</w:t>
+      </w:r>
+      <w:r>
+        <w:t>.</w:t>
+      </w:r>
+    </w:p>
+    <w:p>
+      <w:r>
+        <w:t>Cette condition permet de regrouper les élément avant le calcul.</w:t>
+      </w:r>
+    </w:p>
+    <w:p>
+      <w:pPr>
         <w:rPr>
           <w:bdr w:val="single" w:sz="4" w:space="0" w:color="auto"/>
           <w:lang w:val="en-US"/>
         </w:rPr>
-        <w:t>localite</w:t>
-      </w:r>
-      <w:proofErr w:type="spellEnd"/>
+      </w:pPr>
       <w:r>
         <w:rPr>
           <w:bdr w:val="single" w:sz="4" w:space="0" w:color="auto"/>
           <w:lang w:val="en-US"/>
         </w:rPr>
-        <w:t xml:space="preserve"> FROM client;</w:t>
-      </w:r>
-    </w:p>
-    <w:p>
-      <w:pPr>
-        <w:pStyle w:val="Paragraphedeliste"/>
-      </w:pPr>
-      <w:r>
-        <w:t>N’affiche qu’une fois chaque v</w:t>
-      </w:r>
-      <w:r>
-        <w:t>ille.</w:t>
-      </w:r>
-    </w:p>
-    <w:p/>
-    <w:p>
-      <w:r>
-        <w:t xml:space="preserve">Pour finir, introduisons une dernière fonction de condition : </w:t>
-      </w:r>
-      <w:r>
-        <w:rPr>
-          <w:b/>
-          <w:bCs/>
-        </w:rPr>
-        <w:t>GROUP BY</w:t>
-      </w:r>
-      <w:r>
-        <w:t>.</w:t>
-      </w:r>
-    </w:p>
-    <w:p>
-      <w:r>
-        <w:t>Cette condition permet de regrouper les élément avant le calcul.</w:t>
-      </w:r>
-    </w:p>
-    <w:p>
-      <w:pPr>
-        <w:rPr>
-          <w:bdr w:val="single" w:sz="4" w:space="0" w:color="auto"/>
-          <w:lang w:val="en-US"/>
-        </w:rPr>
-      </w:pPr>
-      <w:r>
-        <w:rPr>
-          <w:bdr w:val="single" w:sz="4" w:space="0" w:color="auto"/>
-          <w:lang w:val="en-US"/>
-        </w:rPr>
-        <w:t xml:space="preserve">SELECT </w:t>
-      </w:r>
-      <w:proofErr w:type="spellStart"/>
-      <w:r>
-        <w:rPr>
-          <w:bdr w:val="single" w:sz="4" w:space="0" w:color="auto"/>
-          <w:lang w:val="en-US"/>
-        </w:rPr>
-        <w:t>ncom</w:t>
-      </w:r>
-      <w:proofErr w:type="spellEnd"/>
-      <w:r>
-        <w:rPr>
-          <w:bdr w:val="single" w:sz="4" w:space="0" w:color="auto"/>
-          <w:lang w:val="en-US"/>
-        </w:rPr>
-        <w:t xml:space="preserve">, </w:t>
-      </w:r>
-      <w:proofErr w:type="gramStart"/>
-      <w:r>
-        <w:rPr>
-          <w:bdr w:val="single" w:sz="4" w:space="0" w:color="auto"/>
-          <w:lang w:val="en-US"/>
-        </w:rPr>
-        <w:t>SUM(</w:t>
-      </w:r>
-      <w:proofErr w:type="spellStart"/>
-      <w:proofErr w:type="gramEnd"/>
-      <w:r>
-        <w:rPr>
-          <w:bdr w:val="single" w:sz="4" w:space="0" w:color="auto"/>
-          <w:lang w:val="en-US"/>
-        </w:rPr>
-        <w:t>qcom</w:t>
-      </w:r>
-      <w:proofErr w:type="spellEnd"/>
-      <w:r>
-        <w:rPr>
-          <w:bdr w:val="single" w:sz="4" w:space="0" w:color="auto"/>
-          <w:lang w:val="en-US"/>
-        </w:rPr>
-        <w:t xml:space="preserve">) AS </w:t>
-      </w:r>
-      <w:proofErr w:type="spellStart"/>
-      <w:r>
-        <w:rPr>
-          <w:bdr w:val="single" w:sz="4" w:space="0" w:color="auto"/>
-          <w:lang w:val="en-US"/>
-        </w:rPr>
-        <w:t>somme</w:t>
-      </w:r>
-      <w:proofErr w:type="spellEnd"/>
-      <w:r>
-        <w:rPr>
-          <w:bdr w:val="single" w:sz="4" w:space="0" w:color="auto"/>
-          <w:lang w:val="en-US"/>
-        </w:rPr>
-        <w:t xml:space="preserve"> FROM detail GROUP BY </w:t>
-      </w:r>
-      <w:proofErr w:type="spellStart"/>
-      <w:r>
-        <w:rPr>
-          <w:bdr w:val="single" w:sz="4" w:space="0" w:color="auto"/>
-          <w:lang w:val="en-US"/>
-        </w:rPr>
-        <w:t>ncom</w:t>
-      </w:r>
-      <w:proofErr w:type="spellEnd"/>
-      <w:r>
-        <w:rPr>
-          <w:bdr w:val="single" w:sz="4" w:space="0" w:color="auto"/>
-          <w:lang w:val="en-US"/>
-        </w:rPr>
-        <w:t>;</w:t>
+        <w:t>SELECT ncom, SUM(qcom) AS somme FROM detail GROUP BY ncom;</w:t>
       </w:r>
     </w:p>
     <w:p>
@@ -1398,6 +1147,12 @@
       <w:r>
         <w:lastRenderedPageBreak/>
         <w:t>Chapitre 05 : La puissance des jointures</w:t>
+      </w:r>
+    </w:p>
+    <w:p/>
+    <w:p>
+      <w:r>
+        <w:t>On sait désormais comment bien utiliser les conditions et les agrégats</w:t>
       </w:r>
     </w:p>
     <w:sectPr>
@@ -1411,7 +1166,7 @@
 </file>
 
 <file path=word/numbering.xml><?xml version="1.0" encoding="utf-8"?>
-<w:numbering xmlns:wpc="http://schemas.microsoft.com/office/word/2010/wordprocessingCanvas" xmlns:cx="http://schemas.microsoft.com/office/drawing/2014/chartex" xmlns:cx1="http://schemas.microsoft.com/office/drawing/2015/9/8/chartex" xmlns:cx2="http://schemas.microsoft.com/office/drawing/2015/10/21/chartex" xmlns:cx3="http://schemas.microsoft.com/office/drawing/2016/5/9/chartex" xmlns:cx4="http://schemas.microsoft.com/office/drawing/2016/5/10/chartex" xmlns:cx5="http://schemas.microsoft.com/office/drawing/2016/5/11/chartex" xmlns:cx6="http://schemas.microsoft.com/office/drawing/2016/5/12/chartex" xmlns:cx7="http://schemas.microsoft.com/office/drawing/2016/5/13/chartex" xmlns:cx8="http://schemas.microsoft.com/office/drawing/2016/5/14/chartex" xmlns:mc="http://schemas.openxmlformats.org/markup-compatibility/2006" xmlns:aink="http://schemas.microsoft.com/office/drawing/2016/ink" xmlns:am3d="http://schemas.microsoft.com/office/drawing/2017/model3d" xmlns:o="urn:schemas-microsoft-com:office:office" xmlns:oel="http://schemas.microsoft.com/office/2019/extlst" xmlns:r="http://schemas.openxmlformats.org/officeDocument/2006/relationships" xmlns:m="http://schemas.openxmlformats.org/officeDocument/2006/math" xmlns:v="urn:schemas-microsoft-com:vml" xmlns:wp14="http://schemas.microsoft.com/office/word/2010/wordprocessingDrawing" xmlns:wp="http://schemas.openxmlformats.org/drawingml/2006/wordprocessingDrawing" xmlns:w10="urn:schemas-microsoft-com:office:word" xmlns:w="http://schemas.openxmlformats.org/wordprocessingml/2006/main" xmlns:w14="http://schemas.microsoft.com/office/word/2010/wordml" xmlns:w15="http://schemas.microsoft.com/office/word/2012/wordml" xmlns:w16cex="http://schemas.microsoft.com/office/word/2018/wordml/cex" xmlns:w16cid="http://schemas.microsoft.com/office/word/2016/wordml/cid" xmlns:w16="http://schemas.microsoft.com/office/word/2018/wordml" xmlns:w16du="http://schemas.microsoft.com/office/word/2023/wordml/word16du" xmlns:w16sdtdh="http://schemas.microsoft.com/office/word/2020/wordml/sdtdatahash" xmlns:w16sdtfl="http://schemas.microsoft.com/office/word/2024/wordml/sdtformatlock" xmlns:w16se="http://schemas.microsoft.com/office/word/2015/wordml/symex" xmlns:wpg="http://schemas.microsoft.com/office/word/2010/wordprocessingGroup" xmlns:wpi="http://schemas.microsoft.com/office/word/2010/wordprocessingInk" xmlns:wne="http://schemas.microsoft.com/office/word/2006/wordml" xmlns:wps="http://schemas.microsoft.com/office/word/2010/wordprocessingShape" mc:Ignorable="w14 w15 w16se w16cid w16 w16cex w16sdtdh w16sdtfl w16du wp14">
+<w:numbering xmlns:wpc="http://schemas.microsoft.com/office/word/2010/wordprocessingCanvas" xmlns:cx="http://schemas.microsoft.com/office/drawing/2014/chartex" xmlns:cx1="http://schemas.microsoft.com/office/drawing/2015/9/8/chartex" xmlns:cx2="http://schemas.microsoft.com/office/drawing/2015/10/21/chartex" xmlns:cx3="http://schemas.microsoft.com/office/drawing/2016/5/9/chartex" xmlns:cx4="http://schemas.microsoft.com/office/drawing/2016/5/10/chartex" xmlns:cx5="http://schemas.microsoft.com/office/drawing/2016/5/11/chartex" xmlns:cx6="http://schemas.microsoft.com/office/drawing/2016/5/12/chartex" xmlns:cx7="http://schemas.microsoft.com/office/drawing/2016/5/13/chartex" xmlns:cx8="http://schemas.microsoft.com/office/drawing/2016/5/14/chartex" xmlns:mc="http://schemas.openxmlformats.org/markup-compatibility/2006" xmlns:aink="http://schemas.microsoft.com/office/drawing/2016/ink" xmlns:am3d="http://schemas.microsoft.com/office/drawing/2017/model3d" xmlns:o="urn:schemas-microsoft-com:office:office" xmlns:oel="http://schemas.microsoft.com/office/2019/extlst" xmlns:r="http://schemas.openxmlformats.org/officeDocument/2006/relationships" xmlns:m="http://schemas.openxmlformats.org/officeDocument/2006/math" xmlns:v="urn:schemas-microsoft-com:vml" xmlns:wp14="http://schemas.microsoft.com/office/word/2010/wordprocessingDrawing" xmlns:wp="http://schemas.openxmlformats.org/drawingml/2006/wordprocessingDrawing" xmlns:w10="urn:schemas-microsoft-com:office:word" xmlns:w="http://schemas.openxmlformats.org/wordprocessingml/2006/main" xmlns:w14="http://schemas.microsoft.com/office/word/2010/wordml" xmlns:w15="http://schemas.microsoft.com/office/word/2012/wordml" xmlns:w16cex="http://schemas.microsoft.com/office/word/2018/wordml/cex" xmlns:w16cid="http://schemas.microsoft.com/office/word/2016/wordml/cid" xmlns:w16="http://schemas.microsoft.com/office/word/2018/wordml" xmlns:w16sdtdh="http://schemas.microsoft.com/office/word/2020/wordml/sdtdatahash" xmlns:w16se="http://schemas.microsoft.com/office/word/2015/wordml/symex" xmlns:wpg="http://schemas.microsoft.com/office/word/2010/wordprocessingGroup" xmlns:wpi="http://schemas.microsoft.com/office/word/2010/wordprocessingInk" xmlns:wne="http://schemas.microsoft.com/office/word/2006/wordml" xmlns:wps="http://schemas.microsoft.com/office/word/2010/wordprocessingShape" mc:Ignorable="w14 w15 w16se w16cid w16 w16cex w16sdtdh wp14">
   <w:abstractNum w:abstractNumId="0" w15:restartNumberingAfterBreak="0">
     <w:nsid w:val="16225B19"/>
     <w:multiLevelType w:val="hybridMultilevel"/>
@@ -1531,7 +1286,7 @@
 </file>
 
 <file path=word/styles.xml><?xml version="1.0" encoding="utf-8"?>
-<w:styles xmlns:mc="http://schemas.openxmlformats.org/markup-compatibility/2006" xmlns:r="http://schemas.openxmlformats.org/officeDocument/2006/relationships" xmlns:w="http://schemas.openxmlformats.org/wordprocessingml/2006/main" xmlns:w14="http://schemas.microsoft.com/office/word/2010/wordml" xmlns:w15="http://schemas.microsoft.com/office/word/2012/wordml" xmlns:w16cex="http://schemas.microsoft.com/office/word/2018/wordml/cex" xmlns:w16cid="http://schemas.microsoft.com/office/word/2016/wordml/cid" xmlns:w16="http://schemas.microsoft.com/office/word/2018/wordml" xmlns:w16du="http://schemas.microsoft.com/office/word/2023/wordml/word16du" xmlns:w16sdtdh="http://schemas.microsoft.com/office/word/2020/wordml/sdtdatahash" xmlns:w16sdtfl="http://schemas.microsoft.com/office/word/2024/wordml/sdtformatlock" xmlns:w16se="http://schemas.microsoft.com/office/word/2015/wordml/symex" mc:Ignorable="w14 w15 w16se w16cid w16 w16cex w16sdtdh w16sdtfl w16du">
+<w:styles xmlns:mc="http://schemas.openxmlformats.org/markup-compatibility/2006" xmlns:r="http://schemas.openxmlformats.org/officeDocument/2006/relationships" xmlns:w="http://schemas.openxmlformats.org/wordprocessingml/2006/main" xmlns:w14="http://schemas.microsoft.com/office/word/2010/wordml" xmlns:w15="http://schemas.microsoft.com/office/word/2012/wordml" xmlns:w16cex="http://schemas.microsoft.com/office/word/2018/wordml/cex" xmlns:w16cid="http://schemas.microsoft.com/office/word/2016/wordml/cid" xmlns:w16="http://schemas.microsoft.com/office/word/2018/wordml" xmlns:w16sdtdh="http://schemas.microsoft.com/office/word/2020/wordml/sdtdatahash" xmlns:w16se="http://schemas.microsoft.com/office/word/2015/wordml/symex" mc:Ignorable="w14 w15 w16se w16cid w16 w16cex w16sdtdh">
   <w:docDefaults>
     <w:rPrDefault>
       <w:rPr>
@@ -2741,4 +2496,16 @@
     </a:ext>
   </a:extLst>
 </a:theme>
+</file>
+
+<file path=customXml/item1.xml><?xml version="1.0" encoding="utf-8"?>
+<b:Sources xmlns:b="http://schemas.openxmlformats.org/officeDocument/2006/bibliography" xmlns="http://schemas.openxmlformats.org/officeDocument/2006/bibliography" SelectedStyle="\APASixthEditionOfficeOnline.xsl" StyleName="APA" Version="6"/>
+</file>
+
+<file path=customXml/itemProps1.xml><?xml version="1.0" encoding="utf-8"?>
+<ds:datastoreItem xmlns:ds="http://schemas.openxmlformats.org/officeDocument/2006/customXml" ds:itemID="{90BCCAC6-15D4-4B7C-9E01-5FB61AC03994}">
+  <ds:schemaRefs>
+    <ds:schemaRef ds:uri="http://schemas.openxmlformats.org/officeDocument/2006/bibliography"/>
+  </ds:schemaRefs>
+</ds:datastoreItem>
 </file>